--- a/agent-outputs/hypothetical-local-agent-suite/doe-runs/deckDepth-low-docDepth-low-dashboardDepth-low/writing-agent/executive-brief/domain-learning-agent-brief.docx
+++ b/agent-outputs/hypothetical-local-agent-suite/doe-runs/deckDepth-low-docDepth-low-dashboardDepth-low/writing-agent/executive-brief/domain-learning-agent-brief.docx
@@ -82,6 +82,14 @@
       <w:sz w:val="28"/>
     </w:rPr>
   </w:style>
+  <w:style w:type="paragraph" w:styleId="Heading2">
+    <w:name w:val="Heading 2"/>
+    <w:rPr>
+      <w:b/>
+      <w:sz w:val="22"/>
+      <w:color w:val="2563EB"/>
+    </w:rPr>
+  </w:style>
   <w:style w:type="paragraph" w:styleId="ListParagraph">
     <w:name w:val="List Paragraph"/>
   </w:style>
